--- a/data/databases/Databases.docx
+++ b/data/databases/Databases.docx
@@ -26,7 +26,31 @@
           <w:color w:val="606060"/>
           <w:sz w:val="20"/>
         </w:rPr>
-        <w:t>Compiled reference list with short descriptions and official links</w:t>
+        <w:t>Compiled reference list with short descriptions</w:t>
+      </w:r>
+      <w:r>
+        <w:rPr>
+          <w:i/>
+          <w:color w:val="606060"/>
+          <w:sz w:val="20"/>
+        </w:rPr>
+        <w:t>,</w:t>
+      </w:r>
+      <w:r>
+        <w:rPr>
+          <w:i/>
+          <w:color w:val="606060"/>
+          <w:sz w:val="20"/>
+        </w:rPr>
+        <w:t xml:space="preserve"> official links</w:t>
+      </w:r>
+      <w:r>
+        <w:rPr>
+          <w:i/>
+          <w:color w:val="606060"/>
+          <w:sz w:val="20"/>
+        </w:rPr>
+        <w:t>, and potential uses</w:t>
       </w:r>
     </w:p>
     <w:p/>
@@ -48,7 +72,16 @@
         <w:spacing w:after="60"/>
       </w:pPr>
       <w:r>
-        <w:t>NASA’s APOD endpoint provides the daily image or video, date, title, explanation text, media type, and related metadata. It is the natural anchor dataset for a long-range content analysis project built around APOD posts.</w:t>
+        <w:t xml:space="preserve">NASA’s APOD endpoint provides the daily </w:t>
+      </w:r>
+      <w:r>
+        <w:rPr>
+          <w:highlight w:val="yellow"/>
+        </w:rPr>
+        <w:t>image or video, date, title, explanation text</w:t>
+      </w:r>
+      <w:r>
+        <w:t xml:space="preserve">, media type, and related metadata. </w:t>
       </w:r>
     </w:p>
     <w:p>
@@ -69,6 +102,28 @@
           <w:t>https://api.nasa.gov/planetary/apod</w:t>
         </w:r>
       </w:hyperlink>
+      <w:r>
+        <w:br/>
+      </w:r>
+      <w:r>
+        <w:br/>
+        <w:t xml:space="preserve">Can be used to find new </w:t>
+      </w:r>
+      <w:r>
+        <w:t xml:space="preserve">(at the post time) </w:t>
+      </w:r>
+      <w:r>
+        <w:t>discoveries and determine public focus</w:t>
+      </w:r>
+      <w:r>
+        <w:br/>
+        <w:t>General Research</w:t>
+      </w:r>
+    </w:p>
+    <w:p>
+      <w:pPr>
+        <w:spacing w:after="120"/>
+      </w:pPr>
     </w:p>
     <w:p>
       <w:pPr>
@@ -88,7 +143,28 @@
         <w:spacing w:after="60"/>
       </w:pPr>
       <w:r>
-        <w:t>A NASA archive that collates and cross-correlates exoplanet and stellar catalog data, including confirmed planets, host stars, transit survey products, and related tables. Useful if you want discovery timelines or to connect APOD themes to exoplanet research activity.</w:t>
+        <w:t xml:space="preserve">A NASA archive that collates </w:t>
+      </w:r>
+      <w:r>
+        <w:rPr>
+          <w:highlight w:val="yellow"/>
+        </w:rPr>
+        <w:t>and cross-correlates exoplanet and stellar catalog data</w:t>
+      </w:r>
+      <w:r>
+        <w:t xml:space="preserve">, including </w:t>
+      </w:r>
+      <w:r>
+        <w:rPr>
+          <w:highlight w:val="yellow"/>
+        </w:rPr>
+        <w:t>confirmed planets, host stars, transit survey products, and related tables</w:t>
+      </w:r>
+      <w:r>
+        <w:t xml:space="preserve">. </w:t>
+      </w:r>
+      <w:r>
+        <w:t>Has everything needed for HM Diagrams, already has plotting feature</w:t>
       </w:r>
     </w:p>
     <w:p>
@@ -115,12 +191,17 @@
       </w:r>
       <w:r>
         <w:br/>
-        <w:t>Catalog of several systems with data on the planets and stars</w:t>
+        <w:t>Can be used to find anomalies within systems; specifically when those anomalies were discovered</w:t>
       </w:r>
       <w:r>
         <w:br/>
         <w:t>Specific and General Research</w:t>
       </w:r>
+    </w:p>
+    <w:p>
+      <w:pPr>
+        <w:spacing w:after="120"/>
+      </w:pPr>
     </w:p>
     <w:p>
       <w:pPr>
@@ -140,7 +221,37 @@
         <w:spacing w:after="60"/>
       </w:pPr>
       <w:r>
-        <w:t>ESA’s Gaia archive provides astrometry, photometry, radial velocities, classifications, and related measurements for an enormous number of stars and other sources. It is especially useful for large-scale Milky Way structure and stellar population work.</w:t>
+        <w:t xml:space="preserve">ESA’s Gaia archive </w:t>
+      </w:r>
+      <w:r>
+        <w:rPr>
+          <w:highlight w:val="yellow"/>
+        </w:rPr>
+        <w:t>provides astrometry, photometry, radial velocities, classifications</w:t>
+      </w:r>
+      <w:r>
+        <w:t xml:space="preserve">, and related measurements for an </w:t>
+      </w:r>
+      <w:r>
+        <w:rPr>
+          <w:highlight w:val="yellow"/>
+        </w:rPr>
+        <w:t>2000 million</w:t>
+      </w:r>
+      <w:r>
+        <w:rPr>
+          <w:highlight w:val="yellow"/>
+        </w:rPr>
+        <w:t xml:space="preserve"> stars </w:t>
+      </w:r>
+      <w:r>
+        <w:rPr>
+          <w:highlight w:val="yellow"/>
+        </w:rPr>
+        <w:t>in the Milky Way</w:t>
+      </w:r>
+      <w:r>
+        <w:t>. Contains images and coordinate search features</w:t>
       </w:r>
     </w:p>
     <w:p>
@@ -162,6 +273,31 @@
           <w:t>https://gea.esac.esa.int/archive/</w:t>
         </w:r>
       </w:hyperlink>
+      <w:r>
+        <w:br/>
+      </w:r>
+      <w:r>
+        <w:br/>
+      </w:r>
+      <w:r>
+        <w:t>Can be used to find specific data on anomalies in Milky Way</w:t>
+      </w:r>
+      <w:r>
+        <w:br/>
+      </w:r>
+      <w:r>
+        <w:t>Specific Research – Single Object section</w:t>
+      </w:r>
+    </w:p>
+    <w:p>
+      <w:r>
+        <w:br w:type="page"/>
+      </w:r>
+    </w:p>
+    <w:p>
+      <w:pPr>
+        <w:spacing w:after="120"/>
+      </w:pPr>
     </w:p>
     <w:p>
       <w:pPr>
@@ -181,7 +317,16 @@
         <w:spacing w:after="60"/>
       </w:pPr>
       <w:r>
-        <w:t>SDSS is one of the largest sky surveys and provides spectra, catalogs, and imaging products across multiple data releases. It is a strong source for galaxy, quasar, Milky Way, and large-scale structure analyses.</w:t>
+        <w:t xml:space="preserve">SDSS is one of the largest sky surveys and provides </w:t>
+      </w:r>
+      <w:r>
+        <w:rPr>
+          <w:highlight w:val="yellow"/>
+        </w:rPr>
+        <w:t>spectra</w:t>
+      </w:r>
+      <w:r>
+        <w:t xml:space="preserve">, catalogs, and imaging products across multiple data releases. </w:t>
       </w:r>
     </w:p>
     <w:p>
@@ -203,6 +348,22 @@
           <w:t>https://www.sdss.org/dr19/data_access/</w:t>
         </w:r>
       </w:hyperlink>
+      <w:r>
+        <w:br/>
+      </w:r>
+      <w:r>
+        <w:br/>
+        <w:t>Can be used to determine anomalies and gain more information on them</w:t>
+      </w:r>
+      <w:r>
+        <w:br/>
+        <w:t>Specific Research – Explore section offers observed objects and related data</w:t>
+      </w:r>
+    </w:p>
+    <w:p>
+      <w:pPr>
+        <w:spacing w:after="120"/>
+      </w:pPr>
     </w:p>
     <w:p>
       <w:pPr>
@@ -263,8 +424,10 @@
         <w:spacing w:after="60"/>
       </w:pPr>
       <w:r>
-        <w:lastRenderedPageBreak/>
-        <w:t>NED is a multi-wavelength information system for objects outside the Milky Way, with cross-identifications, positions, redshifts, and bibliographic links. It is useful for galaxy-focused projects and for tracking extragalactic objects that appear in APOD.</w:t>
+        <w:t xml:space="preserve">NED is a multi-wavelength information system for objects outside the Milky Way, with cross-identifications, positions, redshifts, and bibliographic links. </w:t>
+      </w:r>
+      <w:r>
+        <w:t xml:space="preserve">Can search for objects/anomalies with specific criteria. Has </w:t>
       </w:r>
     </w:p>
     <w:p>
@@ -286,6 +449,26 @@
           <w:t>https://ned.ipac.caltech.edu/</w:t>
         </w:r>
       </w:hyperlink>
+      <w:r>
+        <w:br/>
+      </w:r>
+      <w:r>
+        <w:br/>
+        <w:t xml:space="preserve">Can be used to cross reference/learn more on anomalies/objects posted on APOD or found in scraped datasets </w:t>
+      </w:r>
+      <w:r>
+        <w:br/>
+        <w:t>Specific Research – Object search</w:t>
+      </w:r>
+      <w:r>
+        <w:br/>
+        <w:t>Frontier Research – Gravitational wave followup</w:t>
+      </w:r>
+    </w:p>
+    <w:p>
+      <w:pPr>
+        <w:spacing w:after="120"/>
+      </w:pPr>
     </w:p>
     <w:p>
       <w:pPr>
@@ -387,6 +570,7 @@
         <w:spacing w:after="60"/>
       </w:pPr>
       <w:r>
+        <w:lastRenderedPageBreak/>
         <w:t>ADS is the main literature discovery portal for astronomy and physics, indexing publications, citations, and preprints. It is valuable if your project wants to compare APOD or discovery themes with the research literature over time.</w:t>
       </w:r>
     </w:p>
@@ -551,7 +735,6 @@
         <w:spacing w:after="60"/>
       </w:pPr>
       <w:r>
-        <w:lastRenderedPageBreak/>
         <w:t>The Chandra archive provides access to X-ray observations and related data products from the Chandra X-ray Observatory. It is useful for connecting APOD subjects to high-energy observations of galaxies, remnants, black holes, and clusters.</w:t>
       </w:r>
     </w:p>
